--- a/원고/2부/러시아어_컨설턴트_21아크.docx
+++ b/원고/2부/러시아어_컨설턴트_21아크.docx
@@ -2263,6 +2263,42 @@
         <w:t xml:space="preserve"> </w:t>
       </w:r>
       <w:r>
+        <w:t xml:space="preserve">Выходит, прав был Козьма Прутков: «Никто не обнимет необъятного!»</w:t>
+      </w:r>
+    </w:p>
+    <w:p>
+      <w:pPr>
+        <w:pStyle w:val="BodyText"/>
+      </w:pPr>
+      <w:r>
+        <w:rPr>
+          <w:bCs/>
+          <w:b/>
+        </w:rPr>
+        <w:t xml:space="preserve">Кирилл:</w:t>
+      </w:r>
+      <w:r>
+        <w:t xml:space="preserve"> </w:t>
+      </w:r>
+      <w:r>
+        <w:t xml:space="preserve">(Улыбнувшись) Прав. Поэтому — и не будем пытаться, обнимать всё сразу.</w:t>
+      </w:r>
+    </w:p>
+    <w:p>
+      <w:pPr>
+        <w:pStyle w:val="BodyText"/>
+      </w:pPr>
+      <w:r>
+        <w:rPr>
+          <w:bCs/>
+          <w:b/>
+        </w:rPr>
+        <w:t xml:space="preserve">Настя:</w:t>
+      </w:r>
+      <w:r>
+        <w:t xml:space="preserve"> </w:t>
+      </w:r>
+      <w:r>
         <w:t xml:space="preserve">Значит, приоритет — всё же строительство, как ты и</w:t>
       </w:r>
       <w:r>
@@ -3202,6 +3238,42 @@
       </w:r>
       <w:r>
         <w:t xml:space="preserve">впереди, ещё очень много.</w:t>
+      </w:r>
+    </w:p>
+    <w:p>
+      <w:pPr>
+        <w:pStyle w:val="BodyText"/>
+      </w:pPr>
+      <w:r>
+        <w:rPr>
+          <w:bCs/>
+          <w:b/>
+        </w:rPr>
+        <w:t xml:space="preserve">Игнатий:</w:t>
+      </w:r>
+      <w:r>
+        <w:t xml:space="preserve"> </w:t>
+      </w:r>
+      <w:r>
+        <w:t xml:space="preserve">(Усмехнувшись) «Тяжела ты, шапка Мономаха!» — помните, у Пушкина? Я эту шапку носил долго. Теперь — она на вас.</w:t>
+      </w:r>
+    </w:p>
+    <w:p>
+      <w:pPr>
+        <w:pStyle w:val="BodyText"/>
+      </w:pPr>
+      <w:r>
+        <w:rPr>
+          <w:bCs/>
+          <w:b/>
+        </w:rPr>
+        <w:t xml:space="preserve">Настя:</w:t>
+      </w:r>
+      <w:r>
+        <w:t xml:space="preserve"> </w:t>
+      </w:r>
+      <w:r>
+        <w:t xml:space="preserve">(Улыбнувшись) Чувствуем, Игнатий Львович. Уже — в первую неделю.</w:t>
       </w:r>
     </w:p>
     <w:p>

--- a/원고/2부/러시아어_컨설턴트_21아크.docx
+++ b/원고/2부/러시아어_컨설턴트_21아크.docx
@@ -6000,6 +6000,222 @@
       </w:r>
       <w:r>
         <w:t xml:space="preserve">фундамента, буквально — со строительства.</w:t>
+      </w:r>
+    </w:p>
+    <w:p>
+      <w:r>
+        <w:br w:type="page"/>
+      </w:r>
+    </w:p>
+    <w:p>
+      <w:pPr>
+        <w:pStyle w:val="BodyText"/>
+      </w:pPr>
+      <w:r>
+        <w:rPr>
+          <w:b/>
+          <w:bCs/>
+          <w:sz w:val="32"/>
+          <w:szCs w:val="32"/>
+        </w:rPr>
+        <w:t xml:space="preserve">📚 인용 해설 노트 — 21아크</w:t>
+      </w:r>
+    </w:p>
+    <w:p>
+      <w:pPr>
+        <w:pStyle w:val="BodyText"/>
+      </w:pPr>
+      <w:r>
+        <w:rPr/>
+        <w:t xml:space="preserve">이 화에 나온 러시아 고전 인용과 속담의 뜻, 원작 맥락, 쓰인 장면, 실제 대화에서 쓰는 요령을 정리했습니다.</w:t>
+      </w:r>
+    </w:p>
+    <w:p>
+      <w:pPr>
+        <w:pStyle w:val="BodyText"/>
+      </w:pPr>
+      <w:r>
+        <w:rPr>
+          <w:b/>
+          <w:bCs/>
+          <w:sz w:val="24"/>
+          <w:szCs w:val="24"/>
+        </w:rPr>
+        <w:t xml:space="preserve">인용 1 · «Никто не обнимет необъятного!»</w:t>
+      </w:r>
+    </w:p>
+    <w:p>
+      <w:pPr>
+        <w:pStyle w:val="BodyText"/>
+      </w:pPr>
+      <w:r>
+        <w:rPr>
+          <w:b/>
+          <w:bCs/>
+        </w:rPr>
+        <w:t xml:space="preserve">출전: </w:t>
+      </w:r>
+      <w:r>
+        <w:rPr/>
+        <w:t xml:space="preserve">코지마 프루트코프, 『사색의 열매』</w:t>
+      </w:r>
+    </w:p>
+    <w:p>
+      <w:pPr>
+        <w:pStyle w:val="BodyText"/>
+      </w:pPr>
+      <w:r>
+        <w:rPr>
+          <w:b/>
+          <w:bCs/>
+        </w:rPr>
+        <w:t xml:space="preserve">뜻: </w:t>
+      </w:r>
+      <w:r>
+        <w:rPr/>
+        <w:t xml:space="preserve">아무도 끝없는 것을 품을 수 없다.</w:t>
+      </w:r>
+    </w:p>
+    <w:p>
+      <w:pPr>
+        <w:pStyle w:val="BodyText"/>
+      </w:pPr>
+      <w:r>
+        <w:rPr>
+          <w:b/>
+          <w:bCs/>
+        </w:rPr>
+        <w:t xml:space="preserve">원작·유래: </w:t>
+      </w:r>
+      <w:r>
+        <w:rPr/>
+        <w:t xml:space="preserve">18화의 «Зри в корень!»과 같은 가상 작가의 잠언입니다. 모든 것을 한꺼번에 다 하려는 욕심을 경계하는 말로 널리 쓰입니다.</w:t>
+      </w:r>
+    </w:p>
+    <w:p>
+      <w:pPr>
+        <w:pStyle w:val="BodyText"/>
+      </w:pPr>
+      <w:r>
+        <w:rPr>
+          <w:b/>
+          <w:bCs/>
+        </w:rPr>
+        <w:t xml:space="preserve">이 화에서: </w:t>
+      </w:r>
+      <w:r>
+        <w:rPr/>
+        <w:t xml:space="preserve">6개 사업부를 동시에 파악해야 하는 첫 주에, 나스탸와 키릴이 우선순위를 건설부부터 정하며 말합니다.</w:t>
+      </w:r>
+    </w:p>
+    <w:p>
+      <w:pPr>
+        <w:pStyle w:val="BodyText"/>
+      </w:pPr>
+      <w:r>
+        <w:rPr>
+          <w:b/>
+          <w:bCs/>
+        </w:rPr>
+        <w:t xml:space="preserve">대화 활용 팁: </w:t>
+      </w:r>
+      <w:r>
+        <w:rPr/>
+        <w:t xml:space="preserve">업무 범위를 줄이자고 할 때, 과도한 목표를 경계할 때 씁니다. 동료끼리 가볍게 쓰기 좋은 지적인 농담입니다.</w:t>
+      </w:r>
+    </w:p>
+    <w:p>
+      <w:pPr>
+        <w:pStyle w:val="BodyText"/>
+      </w:pPr>
+      <w:r>
+        <w:rPr>
+          <w:b/>
+          <w:bCs/>
+          <w:sz w:val="24"/>
+          <w:szCs w:val="24"/>
+        </w:rPr>
+        <w:t xml:space="preserve">인용 2 · «Тяжела ты, шапка Мономаха!»</w:t>
+      </w:r>
+    </w:p>
+    <w:p>
+      <w:pPr>
+        <w:pStyle w:val="BodyText"/>
+      </w:pPr>
+      <w:r>
+        <w:rPr>
+          <w:b/>
+          <w:bCs/>
+        </w:rPr>
+        <w:t xml:space="preserve">출전: </w:t>
+      </w:r>
+      <w:r>
+        <w:rPr/>
+        <w:t xml:space="preserve">알렉산드르 푸시킨, 희곡 『보리스 고두노프』, 보리스의 독백</w:t>
+      </w:r>
+    </w:p>
+    <w:p>
+      <w:pPr>
+        <w:pStyle w:val="BodyText"/>
+      </w:pPr>
+      <w:r>
+        <w:rPr>
+          <w:b/>
+          <w:bCs/>
+        </w:rPr>
+        <w:t xml:space="preserve">뜻: </w:t>
+      </w:r>
+      <w:r>
+        <w:rPr/>
+        <w:t xml:space="preserve">무겁구나, 모노마흐의 왕관이여!</w:t>
+      </w:r>
+    </w:p>
+    <w:p>
+      <w:pPr>
+        <w:pStyle w:val="BodyText"/>
+      </w:pPr>
+      <w:r>
+        <w:rPr>
+          <w:b/>
+          <w:bCs/>
+        </w:rPr>
+        <w:t xml:space="preserve">원작·유래: </w:t>
+      </w:r>
+      <w:r>
+        <w:rPr/>
+        <w:t xml:space="preserve">'모노마흐의 모자'는 러시아 차르의 왕관입니다. 권좌에 올랐지만 죄책감과 책임에 짓눌린 보리스 고두노프 황제의 탄식입니다.</w:t>
+      </w:r>
+    </w:p>
+    <w:p>
+      <w:pPr>
+        <w:pStyle w:val="BodyText"/>
+      </w:pPr>
+      <w:r>
+        <w:rPr>
+          <w:b/>
+          <w:bCs/>
+        </w:rPr>
+        <w:t xml:space="preserve">이 화에서: </w:t>
+      </w:r>
+      <w:r>
+        <w:rPr/>
+        <w:t xml:space="preserve">창립자 이그나티가 새 CEO 키릴에게 '이 모자를 오래 썼는데 이제 당신 차례'라며 리더의 무게를 건넵니다.</w:t>
+      </w:r>
+    </w:p>
+    <w:p>
+      <w:pPr>
+        <w:pStyle w:val="BodyText"/>
+      </w:pPr>
+      <w:r>
+        <w:rPr>
+          <w:b/>
+          <w:bCs/>
+        </w:rPr>
+        <w:t xml:space="preserve">대화 활용 팁: </w:t>
+      </w:r>
+      <w:r>
+        <w:rPr/>
+        <w:t xml:space="preserve">승진, 취임, 리더 자리의 부담을 이야기할 때 씁니다. 축하 자리에서 쓰면 무게감 있는 덕담이 됩니다. 자기 자신에게 쓰면 엄살처럼 들릴 수 있으니 유머를 섞으세요.</w:t>
       </w:r>
     </w:p>
     <w:sectPr/>
